--- a/data/modelos/cotizacion_docente.docx
+++ b/data/modelos/cotizacion_docente.docx
@@ -15,7 +15,6 @@
           <w:lang w:eastAsia="es-PE"/>
         </w:rPr>
       </w:pPr>
-      <w:proofErr w:type="spellStart"/>
       <w:r>
         <w:rPr>
           <w:rFonts w:ascii="Garamond" w:eastAsia="Times New Roman" w:hAnsi="Garamond" w:cs="Adobe Devanagari"/>
@@ -28,7 +27,6 @@
         </w:rPr>
         <w:t>nombre_docente</w:t>
       </w:r>
-      <w:proofErr w:type="spellEnd"/>
     </w:p>
     <w:p>
       <w:pPr>
@@ -43,7 +41,6 @@
           <w:lang w:eastAsia="es-PE"/>
         </w:rPr>
       </w:pPr>
-      <w:proofErr w:type="spellStart"/>
       <w:r>
         <w:rPr>
           <w:rFonts w:ascii="Garamond" w:eastAsia="Times New Roman" w:hAnsi="Garamond" w:cs="Adobe Devanagari"/>
@@ -92,7 +89,6 @@
         </w:rPr>
         <w:t>_cot</w:t>
       </w:r>
-      <w:proofErr w:type="spellEnd"/>
     </w:p>
     <w:p>
       <w:pPr>
@@ -110,7 +106,6 @@
           <w:lang w:eastAsia="es-PE"/>
         </w:rPr>
       </w:pPr>
-      <w:proofErr w:type="spellStart"/>
       <w:r>
         <w:rPr>
           <w:rFonts w:ascii="Garamond" w:eastAsia="Times New Roman" w:hAnsi="Garamond" w:cs="Adobe Devanagari"/>
@@ -123,7 +118,6 @@
         </w:rPr>
         <w:t>ruc_docente_cot</w:t>
       </w:r>
-      <w:proofErr w:type="spellEnd"/>
     </w:p>
     <w:p>
       <w:pPr>
@@ -137,7 +131,6 @@
           <w:szCs w:val="24"/>
         </w:rPr>
       </w:pPr>
-      <w:proofErr w:type="spellStart"/>
       <w:r>
         <w:rPr>
           <w:rFonts w:ascii="Garamond" w:hAnsi="Garamond"/>
@@ -148,7 +141,6 @@
         </w:rPr>
         <w:t>correo_docente_cot</w:t>
       </w:r>
-      <w:proofErr w:type="spellEnd"/>
     </w:p>
     <w:p>
       <w:pPr>
@@ -164,7 +156,6 @@
           <w:szCs w:val="24"/>
         </w:rPr>
       </w:pPr>
-      <w:proofErr w:type="spellStart"/>
       <w:r>
         <w:rPr>
           <w:rFonts w:ascii="Garamond" w:eastAsia="Times New Roman" w:hAnsi="Garamond" w:cs="Adobe Devanagari"/>
@@ -189,7 +180,6 @@
         </w:rPr>
         <w:t>_cot</w:t>
       </w:r>
-      <w:proofErr w:type="spellEnd"/>
     </w:p>
     <w:p>
       <w:pPr>
@@ -298,7 +288,7 @@
           <w:szCs w:val="24"/>
           <w:lang w:val="es-ES" w:eastAsia="es-ES"/>
         </w:rPr>
-        <w:t>29 de marzo de 2026</w:t>
+        <w:t>30 de mayo de 2026</w:t>
       </w:r>
       <w:r>
         <w:rPr>
@@ -500,7 +490,6 @@
         </w:rPr>
         <w:t xml:space="preserve">A su solicitud, presento la cotización para el </w:t>
       </w:r>
-      <w:proofErr w:type="spellStart"/>
       <w:r>
         <w:rPr>
           <w:rFonts w:ascii="Garamond" w:eastAsia="Times New Roman" w:hAnsi="Garamond" w:cs="Adobe Devanagari"/>
@@ -513,7 +502,6 @@
         </w:rPr>
         <w:t>descripcion_servicio</w:t>
       </w:r>
-      <w:proofErr w:type="spellEnd"/>
       <w:r>
         <w:rPr>
           <w:rFonts w:ascii="Garamond" w:eastAsia="Times New Roman" w:hAnsi="Garamond" w:cs="Adobe Devanagari"/>
@@ -547,7 +535,6 @@
           <w:lang w:val="es-ES" w:eastAsia="es-ES"/>
         </w:rPr>
       </w:pPr>
-      <w:proofErr w:type="spellStart"/>
       <w:r>
         <w:rPr>
           <w:rFonts w:ascii="Garamond" w:eastAsia="Times New Roman" w:hAnsi="Garamond" w:cs="Adobe Devanagari"/>
@@ -566,7 +553,6 @@
         </w:rPr>
         <w:t>ctividades_admin</w:t>
       </w:r>
-      <w:proofErr w:type="spellEnd"/>
     </w:p>
     <w:p>
       <w:pPr>
@@ -628,7 +614,6 @@
         </w:rPr>
         <w:t xml:space="preserve"> </w:t>
       </w:r>
-      <w:proofErr w:type="spellStart"/>
       <w:r>
         <w:rPr>
           <w:rFonts w:ascii="Garamond" w:hAnsi="Garamond" w:cs="Adobe Devanagari"/>
@@ -639,7 +624,6 @@
         </w:rPr>
         <w:t>categoria_monto</w:t>
       </w:r>
-      <w:proofErr w:type="spellEnd"/>
     </w:p>
     <w:p>
       <w:pPr>
@@ -674,7 +658,6 @@
         </w:rPr>
         <w:t xml:space="preserve"> </w:t>
       </w:r>
-      <w:proofErr w:type="spellStart"/>
       <w:r>
         <w:rPr>
           <w:rFonts w:ascii="Garamond" w:hAnsi="Garamond"/>
@@ -685,7 +668,6 @@
         </w:rPr>
         <w:t>monto_subtotal</w:t>
       </w:r>
-      <w:proofErr w:type="spellEnd"/>
     </w:p>
     <w:p>
       <w:pPr>
@@ -786,7 +768,6 @@
           <w:lang w:val="pt-BR" w:eastAsia="es-PE"/>
         </w:rPr>
       </w:pPr>
-      <w:proofErr w:type="spellStart"/>
       <w:r>
         <w:rPr>
           <w:rFonts w:ascii="Garamond" w:eastAsia="Times New Roman" w:hAnsi="Garamond" w:cs="Adobe Devanagari"/>
@@ -811,7 +792,6 @@
         </w:rPr>
         <w:t>irma_docente</w:t>
       </w:r>
-      <w:proofErr w:type="spellEnd"/>
     </w:p>
     <w:p>
       <w:pPr>
@@ -826,7 +806,6 @@
           <w:lang w:val="pt-BR" w:eastAsia="es-PE"/>
         </w:rPr>
       </w:pPr>
-      <w:proofErr w:type="spellStart"/>
       <w:r>
         <w:rPr>
           <w:rFonts w:ascii="Garamond" w:eastAsia="Times New Roman" w:hAnsi="Garamond" w:cs="Adobe Devanagari"/>
@@ -839,7 +818,6 @@
         </w:rPr>
         <w:t>nombre_docente</w:t>
       </w:r>
-      <w:proofErr w:type="spellEnd"/>
     </w:p>
     <w:p>
       <w:pPr>
@@ -854,7 +832,6 @@
           <w:lang w:val="pt-BR"/>
         </w:rPr>
       </w:pPr>
-      <w:proofErr w:type="spellStart"/>
       <w:r>
         <w:rPr>
           <w:rFonts w:ascii="Garamond" w:eastAsia="Times New Roman" w:hAnsi="Garamond" w:cs="Adobe Devanagari"/>
@@ -865,6 +842,18 @@
           <w:szCs w:val="24"/>
           <w:lang w:val="pt-BR" w:eastAsia="es-PE"/>
         </w:rPr>
+        <w:t xml:space="preserve">tipo_documento: </w:t>
+      </w:r>
+      <w:r>
+        <w:rPr>
+          <w:rFonts w:ascii="Garamond" w:eastAsia="Times New Roman" w:hAnsi="Garamond" w:cs="Adobe Devanagari"/>
+          <w:b/>
+          <w:bCs/>
+          <w:color w:val="000000"/>
+          <w:sz w:val="24"/>
+          <w:szCs w:val="24"/>
+          <w:lang w:val="pt-BR" w:eastAsia="es-PE"/>
+        </w:rPr>
         <w:t>d</w:t>
       </w:r>
       <w:r>
@@ -891,7 +880,6 @@
         </w:rPr>
         <w:t>_cot</w:t>
       </w:r>
-      <w:proofErr w:type="spellEnd"/>
     </w:p>
     <w:sectPr>
       <w:pgSz w:w="12240" w:h="15840"/>
